--- a/papers/Атрошенко_Богдан_Сергеевич_ИВТ41БО_Дипломная_Работа.docx
+++ b/papers/Атрошенко_Богдан_Сергеевич_ИВТ41БО_Дипломная_Работа.docx
@@ -4,34 +4,24 @@
   <w:body>
     <w:p>
       <w:pPr>
-        <w:spacing w:before="0" w:after="0" w:line="360" w:lineRule="auto"/>
         <w:jc w:val="center"/>
       </w:pPr>
       <w:r>
         <w:rPr>
-          <w:rFonts w:ascii="Times New Roman" w:hAnsi="Times New Roman" w:eastAsia="Times New Roman" w:cs="Times New Roman"/>
-          <w:b w:val="0"/>
-          <w:bCs w:val="0"/>
-          <w:i w:val="0"/>
-          <w:iCs w:val="0"/>
-          <w:sz w:val="28"/>
-          <w:szCs w:val="28"/>
-        </w:rPr>
-        <w:t>МИНОБРНАУКИ РОССИИ</w:t>
-      </w:r>
-    </w:p>
-    <w:p>
-      <w:pPr>
-        <w:spacing w:before="0" w:after="0" w:line="360" w:lineRule="auto"/>
+          <w:rFonts w:ascii="Times New Roman" w:hAnsi="Times New Roman"/>
+          <w:sz w:val="28"/>
+          <w:szCs w:val="28"/>
+        </w:rPr>
+        <w:t>Министерство науки и высшего образования Российской Федерации</w:t>
+      </w:r>
+    </w:p>
+    <w:p>
+      <w:pPr>
         <w:jc w:val="center"/>
       </w:pPr>
       <w:r>
         <w:rPr>
-          <w:rFonts w:ascii="Times New Roman" w:hAnsi="Times New Roman" w:eastAsia="Times New Roman" w:cs="Times New Roman"/>
-          <w:b w:val="0"/>
-          <w:bCs w:val="0"/>
-          <w:i w:val="0"/>
-          <w:iCs w:val="0"/>
+          <w:rFonts w:ascii="Times New Roman" w:hAnsi="Times New Roman"/>
           <w:sz w:val="28"/>
           <w:szCs w:val="28"/>
         </w:rPr>
@@ -40,16 +30,11 @@
     </w:p>
     <w:p>
       <w:pPr>
-        <w:spacing w:before="0" w:after="0" w:line="360" w:lineRule="auto"/>
         <w:jc w:val="center"/>
       </w:pPr>
       <w:r>
         <w:rPr>
-          <w:rFonts w:ascii="Times New Roman" w:hAnsi="Times New Roman" w:eastAsia="Times New Roman" w:cs="Times New Roman"/>
-          <w:b w:val="0"/>
-          <w:bCs w:val="0"/>
-          <w:i w:val="0"/>
-          <w:iCs w:val="0"/>
+          <w:rFonts w:ascii="Times New Roman" w:hAnsi="Times New Roman"/>
           <w:sz w:val="28"/>
           <w:szCs w:val="28"/>
         </w:rPr>
@@ -58,34 +43,39 @@
     </w:p>
     <w:p>
       <w:pPr>
-        <w:spacing w:before="0" w:after="0" w:line="360" w:lineRule="auto"/>
         <w:jc w:val="center"/>
-      </w:pPr>
-      <w:r>
-        <w:rPr>
-          <w:rFonts w:ascii="Times New Roman" w:hAnsi="Times New Roman" w:eastAsia="Times New Roman" w:cs="Times New Roman"/>
-          <w:b w:val="0"/>
-          <w:bCs w:val="0"/>
-          <w:i w:val="0"/>
-          <w:iCs w:val="0"/>
-          <w:sz w:val="28"/>
-          <w:szCs w:val="28"/>
-        </w:rPr>
-        <w:t>«Ярославский государственный университет имени П. Г. Демидова»</w:t>
-      </w:r>
-    </w:p>
-    <w:p>
-      <w:pPr>
-        <w:spacing w:before="0" w:after="1400" w:line="360" w:lineRule="auto"/>
+        <w:rPr>
+          <w:rFonts w:ascii="Times New Roman" w:hAnsi="Times New Roman"/>
+          <w:sz w:val="28"/>
+          <w:szCs w:val="28"/>
+        </w:rPr>
+      </w:pPr>
+      <w:r>
+        <w:rPr>
+          <w:rFonts w:ascii="Times New Roman" w:hAnsi="Times New Roman"/>
+          <w:sz w:val="28"/>
+          <w:szCs w:val="28"/>
+        </w:rPr>
+        <w:t>«Ярославский государственный университет им. П. Г. Демидова»</w:t>
+      </w:r>
+    </w:p>
+    <w:p>
+      <w:pPr>
         <w:jc w:val="center"/>
-      </w:pPr>
-      <w:r>
-        <w:rPr>
-          <w:rFonts w:ascii="Times New Roman" w:hAnsi="Times New Roman" w:eastAsia="Times New Roman" w:cs="Times New Roman"/>
-          <w:b w:val="0"/>
-          <w:bCs w:val="0"/>
-          <w:i w:val="0"/>
-          <w:iCs w:val="0"/>
+        <w:rPr>
+          <w:rFonts w:ascii="Times New Roman" w:hAnsi="Times New Roman"/>
+          <w:sz w:val="28"/>
+          <w:szCs w:val="28"/>
+        </w:rPr>
+      </w:pPr>
+    </w:p>
+    <w:p>
+      <w:pPr>
+        <w:jc w:val="center"/>
+      </w:pPr>
+      <w:r>
+        <w:rPr>
+          <w:rFonts w:ascii="Times New Roman" w:hAnsi="Times New Roman"/>
           <w:sz w:val="28"/>
           <w:szCs w:val="28"/>
         </w:rPr>
@@ -94,160 +84,403 @@
     </w:p>
     <w:p>
       <w:pPr>
-        <w:spacing w:before="600" w:after="0" w:line="360" w:lineRule="auto"/>
         <w:jc w:val="center"/>
       </w:pPr>
       <w:r>
         <w:rPr>
-          <w:rFonts w:ascii="Times New Roman" w:hAnsi="Times New Roman" w:eastAsia="Times New Roman" w:cs="Times New Roman"/>
+          <w:rFonts w:ascii="Times New Roman" w:hAnsi="Times New Roman"/>
+          <w:sz w:val="28"/>
+          <w:szCs w:val="28"/>
+        </w:rPr>
+        <w:t>Направление 01.03.02 «Прикладная математика и информатика»</w:t>
+      </w:r>
+    </w:p>
+    <w:p>
+      <w:pPr>
+        <w:jc w:val="center"/>
+      </w:pPr>
+      <w:r>
+        <w:rPr>
+          <w:rFonts w:ascii="Times New Roman" w:hAnsi="Times New Roman"/>
+          <w:sz w:val="28"/>
+          <w:szCs w:val="28"/>
+        </w:rPr>
+        <w:t>Профиль «Программирование и технологии искусственного интеллекта»</w:t>
+      </w:r>
+    </w:p>
+    <w:p>
+      <w:pPr>
+        <w:jc w:val="center"/>
+      </w:pPr>
+    </w:p>
+    <w:p>
+      <w:pPr>
+        <w:jc w:val="center"/>
+      </w:pPr>
+    </w:p>
+    <w:p>
+      <w:pPr>
+        <w:rPr>
+          <w:rFonts w:ascii="Times New Roman" w:hAnsi="Times New Roman"/>
+          <w:sz w:val="28"/>
+          <w:szCs w:val="28"/>
+        </w:rPr>
+      </w:pPr>
+    </w:p>
+    <w:p>
+      <w:pPr>
+        <w:jc w:val="center"/>
+      </w:pPr>
+      <w:r>
+        <w:rPr>
+          <w:rFonts w:hint="default"/>
+          <w:sz w:val="28"/>
+          <w:szCs w:val="28"/>
+          <w:lang w:val="en-US"/>
+        </w:rPr>
+        <w:t xml:space="preserve">                                   </w:t>
+      </w:r>
+      <w:r>
+        <w:rPr>
+          <w:rFonts w:ascii="Times New Roman" w:hAnsi="Times New Roman"/>
+          <w:sz w:val="28"/>
+          <w:szCs w:val="28"/>
+        </w:rPr>
+        <w:t>Сдано на кафедру</w:t>
+      </w:r>
+    </w:p>
+    <w:p>
+      <w:pPr>
+        <w:jc w:val="center"/>
+      </w:pPr>
+      <w:r>
+        <w:rPr>
+          <w:rFonts w:hint="default"/>
+          <w:sz w:val="28"/>
+          <w:szCs w:val="28"/>
+          <w:lang w:val="en-US"/>
+        </w:rPr>
+        <w:t xml:space="preserve">                                                                  </w:t>
+      </w:r>
+      <w:r>
+        <w:rPr>
+          <w:rFonts w:ascii="Times New Roman" w:hAnsi="Times New Roman"/>
+          <w:sz w:val="28"/>
+          <w:szCs w:val="28"/>
+        </w:rPr>
+        <w:t>«____» _______</w:t>
+      </w:r>
+      <w:r>
+        <w:rPr>
+          <w:rFonts w:ascii="Times New Roman" w:hAnsi="Times New Roman"/>
+          <w:sz w:val="28"/>
+          <w:szCs w:val="28"/>
+        </w:rPr>
+        <w:t>_____</w:t>
+      </w:r>
+      <w:r>
+        <w:rPr>
+          <w:rFonts w:ascii="Times New Roman" w:hAnsi="Times New Roman"/>
+          <w:sz w:val="28"/>
+          <w:szCs w:val="28"/>
+        </w:rPr>
+        <w:t>______ 2026 г.</w:t>
+      </w:r>
+    </w:p>
+    <w:p>
+      <w:pPr>
+        <w:spacing w:line="240" w:lineRule="auto"/>
+        <w:ind w:left="4820" w:firstLine="13"/>
+        <w:rPr>
+          <w:rFonts w:ascii="Times New Roman" w:hAnsi="Times New Roman"/>
+          <w:sz w:val="28"/>
+          <w:szCs w:val="28"/>
+        </w:rPr>
+      </w:pPr>
+    </w:p>
+    <w:p>
+      <w:pPr>
+        <w:spacing w:line="240" w:lineRule="auto"/>
+        <w:ind w:left="4820" w:firstLine="13"/>
+        <w:rPr>
+          <w:rFonts w:ascii="Times New Roman" w:hAnsi="Times New Roman" w:cs="Times New Roman"/>
+          <w:sz w:val="28"/>
+          <w:szCs w:val="28"/>
+        </w:rPr>
+      </w:pPr>
+      <w:r>
+        <w:rPr>
+          <w:rFonts w:ascii="Times New Roman" w:hAnsi="Times New Roman"/>
+          <w:sz w:val="28"/>
+          <w:szCs w:val="28"/>
+        </w:rPr>
+        <w:t>Заведующий кафедрой</w:t>
+      </w:r>
+      <w:r>
+        <w:rPr>
+          <w:rFonts w:ascii="Times New Roman" w:hAnsi="Times New Roman" w:cs="Times New Roman"/>
+          <w:sz w:val="28"/>
+          <w:szCs w:val="28"/>
+        </w:rPr>
+        <w:t>, д. ф.-м. н., профессор</w:t>
+      </w:r>
+    </w:p>
+    <w:p>
+      <w:pPr>
+        <w:spacing w:line="240" w:lineRule="auto"/>
+        <w:ind w:left="4820" w:firstLine="13"/>
+        <w:rPr>
+          <w:rFonts w:ascii="Times New Roman" w:hAnsi="Times New Roman" w:cs="Times New Roman"/>
+          <w:sz w:val="28"/>
+          <w:szCs w:val="28"/>
+        </w:rPr>
+      </w:pPr>
+    </w:p>
+    <w:p>
+      <w:pPr>
+        <w:jc w:val="right"/>
+        <w:rPr>
+          <w:rFonts w:ascii="Times New Roman" w:hAnsi="Times New Roman"/>
+          <w:sz w:val="28"/>
+          <w:szCs w:val="28"/>
+        </w:rPr>
+      </w:pPr>
+      <w:r>
+        <w:rPr>
+          <w:rFonts w:ascii="Times New Roman" w:hAnsi="Times New Roman"/>
+          <w:sz w:val="28"/>
+          <w:szCs w:val="28"/>
+        </w:rPr>
+        <w:t xml:space="preserve">____________________ </w:t>
+      </w:r>
+      <w:r>
+        <w:rPr>
+          <w:rFonts w:hint="default"/>
+          <w:sz w:val="28"/>
+          <w:szCs w:val="28"/>
+          <w:lang w:val="en-US"/>
+        </w:rPr>
+        <w:t xml:space="preserve"> </w:t>
+      </w:r>
+      <w:r>
+        <w:rPr>
+          <w:rFonts w:hint="default"/>
+          <w:sz w:val="28"/>
+          <w:szCs w:val="28"/>
+          <w:lang w:val="ru-RU"/>
+        </w:rPr>
+        <w:t>С. Д. Глызин</w:t>
+      </w:r>
+    </w:p>
+    <w:p>
+      <w:pPr>
+        <w:jc w:val="both"/>
+      </w:pPr>
+    </w:p>
+    <w:p>
+      <w:pPr>
+        <w:jc w:val="center"/>
+        <w:rPr>
+          <w:rFonts w:ascii="Times New Roman" w:hAnsi="Times New Roman"/>
+          <w:sz w:val="28"/>
+          <w:szCs w:val="28"/>
+        </w:rPr>
+      </w:pPr>
+    </w:p>
+    <w:p>
+      <w:pPr>
+        <w:jc w:val="center"/>
+        <w:rPr>
+          <w:rFonts w:ascii="Times New Roman" w:hAnsi="Times New Roman"/>
+          <w:sz w:val="28"/>
+          <w:szCs w:val="28"/>
+        </w:rPr>
+      </w:pPr>
+      <w:r>
+        <w:rPr>
+          <w:rFonts w:ascii="Times New Roman" w:hAnsi="Times New Roman"/>
+          <w:sz w:val="28"/>
+          <w:szCs w:val="28"/>
+        </w:rPr>
+        <w:t>Выпускная квалификационная работа</w:t>
+      </w:r>
+    </w:p>
+    <w:p>
+      <w:pPr>
+        <w:jc w:val="center"/>
+        <w:rPr>
+          <w:rFonts w:hint="default" w:ascii="Times New Roman" w:hAnsi="Times New Roman"/>
+          <w:sz w:val="28"/>
+          <w:szCs w:val="28"/>
+          <w:lang w:val="en-US"/>
+        </w:rPr>
+      </w:pPr>
+    </w:p>
+    <w:p>
+      <w:pPr>
+        <w:jc w:val="center"/>
+      </w:pPr>
+      <w:r>
+        <w:rPr>
+          <w:rFonts w:ascii="Times New Roman" w:hAnsi="Times New Roman"/>
           <w:b/>
           <w:bCs/>
-          <w:i w:val="0"/>
-          <w:iCs w:val="0"/>
-          <w:sz w:val="28"/>
-          <w:szCs w:val="28"/>
-        </w:rPr>
-        <w:t>ВЫПУСКНАЯ КВАЛИФИКАЦИОННАЯ РАБОТА</w:t>
-      </w:r>
-    </w:p>
-    <w:p>
-      <w:pPr>
-        <w:spacing w:before="0" w:after="700" w:line="360" w:lineRule="auto"/>
+          <w:sz w:val="28"/>
+          <w:szCs w:val="28"/>
+        </w:rPr>
+        <w:t>Разработка интеллектуального чат-бота для автоматизации онбординга сотрудников на основе RAG-архитектуры с мультимодальным вводом</w:t>
+      </w:r>
+    </w:p>
+    <w:p>
+      <w:pPr>
         <w:jc w:val="center"/>
       </w:pPr>
-      <w:r>
-        <w:rPr>
-          <w:rFonts w:ascii="Times New Roman" w:hAnsi="Times New Roman" w:eastAsia="Times New Roman" w:cs="Times New Roman"/>
-          <w:b/>
-          <w:bCs/>
-          <w:i w:val="0"/>
-          <w:iCs w:val="0"/>
-          <w:sz w:val="28"/>
-          <w:szCs w:val="28"/>
-        </w:rPr>
-        <w:t>Разработка интеллектуального чат-бота для автоматизации онбординга сотрудников на основе RAG-архитектуры с мультимодальным вводом</w:t>
-      </w:r>
-    </w:p>
-    <w:p>
-      <w:pPr>
-        <w:spacing w:before="200" w:after="0" w:line="360" w:lineRule="auto"/>
+    </w:p>
+    <w:p>
+      <w:pPr>
         <w:jc w:val="center"/>
       </w:pPr>
-      <w:r>
-        <w:rPr>
-          <w:rFonts w:ascii="Times New Roman" w:hAnsi="Times New Roman" w:eastAsia="Times New Roman" w:cs="Times New Roman"/>
-          <w:b w:val="0"/>
-          <w:bCs w:val="0"/>
-          <w:i w:val="0"/>
-          <w:iCs w:val="0"/>
-          <w:sz w:val="28"/>
-          <w:szCs w:val="28"/>
-        </w:rPr>
-        <w:t>по направлению</w:t>
-      </w:r>
-    </w:p>
-    <w:p>
-      <w:pPr>
-        <w:spacing w:before="0" w:after="1400" w:line="360" w:lineRule="auto"/>
+    </w:p>
+    <w:p/>
+    <w:p/>
+    <w:p/>
+    <w:p/>
+    <w:p>
+      <w:pPr>
         <w:jc w:val="center"/>
-      </w:pPr>
-      <w:r>
-        <w:rPr>
-          <w:rFonts w:ascii="Times New Roman" w:hAnsi="Times New Roman" w:eastAsia="Times New Roman" w:cs="Times New Roman"/>
-          <w:b w:val="0"/>
-          <w:bCs w:val="0"/>
-          <w:i w:val="0"/>
-          <w:iCs w:val="0"/>
-          <w:sz w:val="28"/>
-          <w:szCs w:val="28"/>
-        </w:rPr>
-        <w:t>01.03.02 Прикладная математика и информатика</w:t>
-      </w:r>
-    </w:p>
-    <w:p>
-      <w:pPr>
-        <w:spacing w:before="400" w:line="360" w:lineRule="auto"/>
+        <w:rPr>
+          <w:rFonts w:ascii="Times New Roman" w:hAnsi="Times New Roman"/>
+          <w:sz w:val="28"/>
+          <w:szCs w:val="28"/>
+        </w:rPr>
+      </w:pPr>
+      <w:r>
+        <w:rPr>
+          <w:rFonts w:hint="default"/>
+          <w:sz w:val="28"/>
+          <w:szCs w:val="28"/>
+          <w:lang w:val="en-US"/>
+        </w:rPr>
+        <w:t xml:space="preserve">                                                              </w:t>
+      </w:r>
+      <w:r>
+        <w:rPr>
+          <w:rFonts w:ascii="Times New Roman" w:hAnsi="Times New Roman"/>
+          <w:sz w:val="28"/>
+          <w:szCs w:val="28"/>
+        </w:rPr>
+        <w:t>Научный руководитель</w:t>
+      </w:r>
+      <w:r>
+        <w:rPr>
+          <w:rFonts w:hint="default"/>
+          <w:sz w:val="28"/>
+          <w:szCs w:val="28"/>
+          <w:lang w:val="en-US"/>
+        </w:rPr>
+        <w:t xml:space="preserve"> </w:t>
+      </w:r>
+      <w:r>
+        <w:rPr>
+          <w:rFonts w:ascii="Times New Roman" w:hAnsi="Times New Roman"/>
+          <w:sz w:val="28"/>
+          <w:szCs w:val="28"/>
+        </w:rPr>
+        <w:t>к. ф.-м. н., доцент</w:t>
+      </w:r>
+    </w:p>
+    <w:p>
+      <w:pPr>
         <w:jc w:val="right"/>
-      </w:pPr>
-      <w:r>
-        <w:rPr>
-          <w:rFonts w:ascii="Times New Roman" w:hAnsi="Times New Roman" w:eastAsia="Times New Roman" w:cs="Times New Roman"/>
-          <w:b w:val="0"/>
-          <w:bCs w:val="0"/>
-          <w:i w:val="0"/>
-          <w:iCs w:val="0"/>
-          <w:sz w:val="28"/>
-          <w:szCs w:val="28"/>
-        </w:rPr>
-        <w:t>Научный руководитель</w:t>
-      </w:r>
-    </w:p>
-    <w:p>
-      <w:pPr>
-        <w:spacing w:line="360" w:lineRule="auto"/>
+        <w:rPr>
+          <w:rFonts w:ascii="Times New Roman" w:hAnsi="Times New Roman"/>
+          <w:sz w:val="28"/>
+          <w:szCs w:val="28"/>
+        </w:rPr>
+      </w:pPr>
+    </w:p>
+    <w:p>
+      <w:pPr>
         <w:jc w:val="right"/>
       </w:pPr>
       <w:r>
         <w:rPr>
-          <w:rFonts w:ascii="Times New Roman" w:hAnsi="Times New Roman" w:eastAsia="Times New Roman" w:cs="Times New Roman"/>
-          <w:b w:val="0"/>
-          <w:bCs w:val="0"/>
-          <w:i w:val="0"/>
-          <w:iCs w:val="0"/>
-          <w:sz w:val="28"/>
-          <w:szCs w:val="28"/>
-        </w:rPr>
-        <w:t>к. ф.-м. н., доцент</w:t>
-      </w:r>
-    </w:p>
-    <w:p>
-      <w:pPr>
-        <w:spacing w:line="360" w:lineRule="auto"/>
+          <w:rFonts w:ascii="Times New Roman" w:hAnsi="Times New Roman"/>
+          <w:sz w:val="28"/>
+          <w:szCs w:val="28"/>
+        </w:rPr>
+        <w:t>___________</w:t>
+      </w:r>
+      <w:r>
+        <w:rPr>
+          <w:rFonts w:ascii="Times New Roman" w:hAnsi="Times New Roman"/>
+          <w:sz w:val="28"/>
+          <w:szCs w:val="28"/>
+        </w:rPr>
+        <w:t>__________ И. В. Парамонов</w:t>
+      </w:r>
+    </w:p>
+    <w:p>
+      <w:pPr>
+        <w:ind w:firstLine="4340" w:firstLineChars="1550"/>
+        <w:jc w:val="both"/>
+      </w:pPr>
+      <w:r>
+        <w:rPr>
+          <w:rFonts w:ascii="Times New Roman" w:hAnsi="Times New Roman"/>
+          <w:sz w:val="28"/>
+          <w:szCs w:val="28"/>
+        </w:rPr>
+        <w:t>«____» _______</w:t>
+      </w:r>
+      <w:r>
+        <w:rPr>
+          <w:rFonts w:ascii="Times New Roman" w:hAnsi="Times New Roman"/>
+          <w:sz w:val="28"/>
+          <w:szCs w:val="28"/>
+        </w:rPr>
+        <w:t>__________</w:t>
+      </w:r>
+      <w:r>
+        <w:rPr>
+          <w:rFonts w:ascii="Times New Roman" w:hAnsi="Times New Roman"/>
+          <w:sz w:val="28"/>
+          <w:szCs w:val="28"/>
+        </w:rPr>
+        <w:t>______ 2026 г.</w:t>
+      </w:r>
+    </w:p>
+    <w:p>
+      <w:pPr>
         <w:jc w:val="right"/>
       </w:pPr>
-      <w:r>
-        <w:rPr>
-          <w:rFonts w:ascii="Times New Roman" w:hAnsi="Times New Roman" w:eastAsia="Times New Roman" w:cs="Times New Roman"/>
-          <w:b w:val="0"/>
-          <w:bCs w:val="0"/>
-          <w:i w:val="0"/>
-          <w:iCs w:val="0"/>
-          <w:sz w:val="28"/>
-          <w:szCs w:val="28"/>
-        </w:rPr>
-        <w:t>___________ И. В. Парамонов</w:t>
-      </w:r>
-    </w:p>
-    <w:p>
-      <w:pPr>
-        <w:spacing w:after="400" w:line="360" w:lineRule="auto"/>
+    </w:p>
+    <w:p>
+      <w:pPr>
         <w:jc w:val="right"/>
       </w:pPr>
-      <w:r>
-        <w:rPr>
-          <w:rFonts w:ascii="Times New Roman" w:hAnsi="Times New Roman" w:eastAsia="Times New Roman" w:cs="Times New Roman"/>
-          <w:b w:val="0"/>
-          <w:bCs w:val="0"/>
-          <w:i w:val="0"/>
-          <w:iCs w:val="0"/>
-          <w:sz w:val="28"/>
-          <w:szCs w:val="28"/>
-        </w:rPr>
-        <w:t>«____» _____________ 2026 г.</w:t>
-      </w:r>
-    </w:p>
-    <w:p>
-      <w:pPr>
-        <w:spacing w:before="200" w:line="360" w:lineRule="auto"/>
-        <w:jc w:val="right"/>
-      </w:pPr>
-      <w:r>
-        <w:rPr>
-          <w:rFonts w:ascii="Times New Roman" w:hAnsi="Times New Roman" w:eastAsia="Times New Roman" w:cs="Times New Roman"/>
-          <w:b w:val="0"/>
-          <w:bCs w:val="0"/>
-          <w:i w:val="0"/>
-          <w:iCs w:val="0"/>
+    </w:p>
+    <w:p>
+      <w:pPr>
+        <w:jc w:val="center"/>
+        <w:rPr>
+          <w:rFonts w:ascii="Times New Roman" w:hAnsi="Times New Roman"/>
+          <w:sz w:val="28"/>
+          <w:szCs w:val="28"/>
+        </w:rPr>
+      </w:pPr>
+      <w:r>
+        <w:rPr>
+          <w:rFonts w:hint="default"/>
+          <w:sz w:val="28"/>
+          <w:szCs w:val="28"/>
+          <w:lang w:val="en-US"/>
+        </w:rPr>
+        <w:t xml:space="preserve">                                     </w:t>
+      </w:r>
+      <w:r>
+        <w:rPr>
+          <w:rFonts w:ascii="Times New Roman" w:hAnsi="Times New Roman"/>
           <w:sz w:val="28"/>
           <w:szCs w:val="28"/>
         </w:rPr>
@@ -256,54 +489,105 @@
     </w:p>
     <w:p>
       <w:pPr>
-        <w:spacing w:line="360" w:lineRule="auto"/>
-        <w:jc w:val="right"/>
-      </w:pPr>
-      <w:r>
-        <w:rPr>
-          <w:rFonts w:ascii="Times New Roman" w:hAnsi="Times New Roman" w:eastAsia="Times New Roman" w:cs="Times New Roman"/>
-          <w:b w:val="0"/>
-          <w:bCs w:val="0"/>
-          <w:i w:val="0"/>
-          <w:iCs w:val="0"/>
-          <w:sz w:val="28"/>
-          <w:szCs w:val="28"/>
-        </w:rPr>
-        <w:t>___________ Б. С. Атрошенко</w:t>
-      </w:r>
-    </w:p>
-    <w:p>
-      <w:pPr>
-        <w:spacing w:after="1600" w:line="360" w:lineRule="auto"/>
-        <w:jc w:val="right"/>
-      </w:pPr>
-      <w:r>
-        <w:rPr>
-          <w:rFonts w:ascii="Times New Roman" w:hAnsi="Times New Roman" w:eastAsia="Times New Roman" w:cs="Times New Roman"/>
-          <w:b w:val="0"/>
-          <w:bCs w:val="0"/>
-          <w:i w:val="0"/>
-          <w:iCs w:val="0"/>
-          <w:sz w:val="28"/>
-          <w:szCs w:val="28"/>
-        </w:rPr>
-        <w:t>«____» _____________ 2026 г.</w:t>
-      </w:r>
-    </w:p>
-    <w:p>
-      <w:pPr>
-        <w:spacing w:before="600" w:after="0" w:line="360" w:lineRule="auto"/>
         <w:jc w:val="center"/>
-      </w:pPr>
-      <w:r>
-        <w:rPr>
-          <w:rFonts w:ascii="Times New Roman" w:hAnsi="Times New Roman" w:eastAsia="Times New Roman" w:cs="Times New Roman"/>
-          <w:b w:val="0"/>
-          <w:bCs w:val="0"/>
-          <w:i w:val="0"/>
-          <w:iCs w:val="0"/>
-          <w:sz w:val="28"/>
-          <w:szCs w:val="28"/>
+        <w:rPr>
+          <w:rFonts w:ascii="Times New Roman" w:hAnsi="Times New Roman"/>
+          <w:sz w:val="28"/>
+          <w:szCs w:val="28"/>
+        </w:rPr>
+      </w:pPr>
+    </w:p>
+    <w:p>
+      <w:pPr>
+        <w:jc w:val="center"/>
+      </w:pPr>
+      <w:r>
+        <w:rPr>
+          <w:rFonts w:hint="default"/>
+          <w:sz w:val="28"/>
+          <w:szCs w:val="28"/>
+          <w:lang w:val="en-US"/>
+        </w:rPr>
+        <w:t xml:space="preserve">                                                              </w:t>
+      </w:r>
+      <w:r>
+        <w:rPr>
+          <w:rFonts w:ascii="Times New Roman" w:hAnsi="Times New Roman"/>
+          <w:sz w:val="28"/>
+          <w:szCs w:val="28"/>
+        </w:rPr>
+        <w:t>____</w:t>
+      </w:r>
+      <w:r>
+        <w:rPr>
+          <w:rFonts w:ascii="Times New Roman" w:hAnsi="Times New Roman"/>
+          <w:sz w:val="28"/>
+          <w:szCs w:val="28"/>
+        </w:rPr>
+        <w:t>____________</w:t>
+      </w:r>
+      <w:r>
+        <w:rPr>
+          <w:rFonts w:ascii="Times New Roman" w:hAnsi="Times New Roman"/>
+          <w:sz w:val="28"/>
+          <w:szCs w:val="28"/>
+        </w:rPr>
+        <w:t>_____ Б. С. Атрошенко</w:t>
+      </w:r>
+    </w:p>
+    <w:p>
+      <w:pPr>
+        <w:jc w:val="center"/>
+      </w:pPr>
+      <w:r>
+        <w:rPr>
+          <w:rFonts w:hint="default"/>
+          <w:sz w:val="28"/>
+          <w:szCs w:val="28"/>
+          <w:lang w:val="en-US"/>
+        </w:rPr>
+        <w:t xml:space="preserve">                                                             </w:t>
+      </w:r>
+      <w:r>
+        <w:rPr>
+          <w:rFonts w:ascii="Times New Roman" w:hAnsi="Times New Roman"/>
+          <w:sz w:val="28"/>
+          <w:szCs w:val="28"/>
+        </w:rPr>
+        <w:t>«____» _______________________ 2026 г.</w:t>
+      </w:r>
+    </w:p>
+    <w:p>
+      <w:pPr>
+        <w:jc w:val="center"/>
+      </w:pPr>
+    </w:p>
+    <w:p>
+      <w:pPr>
+        <w:jc w:val="both"/>
+      </w:pPr>
+    </w:p>
+    <w:p>
+      <w:pPr>
+        <w:jc w:val="both"/>
+      </w:pPr>
+      <w:bookmarkStart w:id="0" w:name="_GoBack"/>
+      <w:bookmarkEnd w:id="0"/>
+    </w:p>
+    <w:p>
+      <w:pPr>
+        <w:jc w:val="both"/>
+      </w:pPr>
+    </w:p>
+    <w:p>
+      <w:pPr>
+        <w:jc w:val="center"/>
+      </w:pPr>
+      <w:r>
+        <w:rPr>
+          <w:rFonts w:ascii="Times New Roman" w:hAnsi="Times New Roman"/>
+          <w:sz w:val="24"/>
+          <w:szCs w:val="24"/>
         </w:rPr>
         <w:t>Ярославль, 2026</w:t>
       </w:r>
@@ -14060,7 +14344,9 @@
         </w:tblBorders>
         <w:tblLayout w:type="autofit"/>
         <w:tblCellMar>
+          <w:top w:w="0" w:type="dxa"/>
           <w:left w:w="108" w:type="dxa"/>
+          <w:bottom w:w="0" w:type="dxa"/>
           <w:right w:w="108" w:type="dxa"/>
         </w:tblCellMar>
       </w:tblPr>
@@ -23202,21 +23488,7 @@
           <w:sz w:val="28"/>
           <w:szCs w:val="28"/>
         </w:rPr>
-        <w:t>Направлениями дальнейшего развития системы могут стать интеграция с корпоративным мессенджером (через API Telegram или Slack), реализация гибридного поиска (комбинация векторного и полнотекстового поиска для повышения точности), а также сравнительное тестирование различных языковых м</w:t>
-      </w:r>
-      <w:bookmarkStart w:id="0" w:name="_GoBack"/>
-      <w:bookmarkEnd w:id="0"/>
-      <w:r>
-        <w:rPr>
-          <w:rFonts w:ascii="Times New Roman" w:hAnsi="Times New Roman" w:eastAsia="Times New Roman" w:cs="Times New Roman"/>
-          <w:b w:val="0"/>
-          <w:bCs w:val="0"/>
-          <w:i w:val="0"/>
-          <w:iCs w:val="0"/>
-          <w:sz w:val="28"/>
-          <w:szCs w:val="28"/>
-        </w:rPr>
-        <w:t>оделей на реальных пользовательских запросах.</w:t>
+        <w:t>Направлениями дальнейшего развития системы могут стать интеграция с корпоративным мессенджером (через API Telegram или Slack), реализация гибридного поиска (комбинация векторного и полнотекстового поиска для повышения точности), а также сравнительное тестирование различных языковых моделей на реальных пользовательских запросах.</w:t>
       </w:r>
     </w:p>
     <w:p>

--- a/papers/Атрошенко_Богдан_Сергеевич_ИВТ41БО_Дипломная_Работа.docx
+++ b/papers/Атрошенко_Богдан_Сергеевич_ИВТ41БО_Дипломная_Работа.docx
@@ -168,23 +168,7 @@
           <w:sz w:val="28"/>
           <w:szCs w:val="28"/>
         </w:rPr>
-        <w:t>«____» _______</w:t>
-      </w:r>
-      <w:r>
-        <w:rPr>
-          <w:rFonts w:ascii="Times New Roman" w:hAnsi="Times New Roman"/>
-          <w:sz w:val="28"/>
-          <w:szCs w:val="28"/>
-        </w:rPr>
-        <w:t>_____</w:t>
-      </w:r>
-      <w:r>
-        <w:rPr>
-          <w:rFonts w:ascii="Times New Roman" w:hAnsi="Times New Roman"/>
-          <w:sz w:val="28"/>
-          <w:szCs w:val="28"/>
-        </w:rPr>
-        <w:t>______ 2026 г.</w:t>
+        <w:t>«____» __________________ 2026 г.</w:t>
       </w:r>
     </w:p>
     <w:p>
@@ -409,15 +393,7 @@
           <w:sz w:val="28"/>
           <w:szCs w:val="28"/>
         </w:rPr>
-        <w:t>___________</w:t>
-      </w:r>
-      <w:r>
-        <w:rPr>
-          <w:rFonts w:ascii="Times New Roman" w:hAnsi="Times New Roman"/>
-          <w:sz w:val="28"/>
-          <w:szCs w:val="28"/>
-        </w:rPr>
-        <w:t>__________ И. В. Парамонов</w:t>
+        <w:t>_____________________ И. В. Парамонов</w:t>
       </w:r>
     </w:p>
     <w:p>
@@ -431,15 +407,36 @@
           <w:sz w:val="28"/>
           <w:szCs w:val="28"/>
         </w:rPr>
-        <w:t>«____» _______</w:t>
-      </w:r>
-      <w:r>
+        <w:t>«____» _______________________ 2026 г.</w:t>
+      </w:r>
+    </w:p>
+    <w:p>
+      <w:pPr>
+        <w:jc w:val="right"/>
+      </w:pPr>
+    </w:p>
+    <w:p>
+      <w:pPr>
+        <w:jc w:val="right"/>
+      </w:pPr>
+    </w:p>
+    <w:p>
+      <w:pPr>
+        <w:jc w:val="center"/>
         <w:rPr>
           <w:rFonts w:ascii="Times New Roman" w:hAnsi="Times New Roman"/>
           <w:sz w:val="28"/>
           <w:szCs w:val="28"/>
         </w:rPr>
-        <w:t>__________</w:t>
+      </w:pPr>
+      <w:r>
+        <w:rPr>
+          <w:rFonts w:hint="default"/>
+          <w:sz w:val="28"/>
+          <w:szCs w:val="28"/>
+          <w:lang w:val="en-US"/>
+        </w:rPr>
+        <w:t xml:space="preserve">                                     </w:t>
       </w:r>
       <w:r>
         <w:rPr>
@@ -447,18 +444,8 @@
           <w:sz w:val="28"/>
           <w:szCs w:val="28"/>
         </w:rPr>
-        <w:t>______ 2026 г.</w:t>
-      </w:r>
-    </w:p>
-    <w:p>
-      <w:pPr>
-        <w:jc w:val="right"/>
-      </w:pPr>
-    </w:p>
-    <w:p>
-      <w:pPr>
-        <w:jc w:val="right"/>
-      </w:pPr>
+        <w:t>Студент группы ИВТ-41БО</w:t>
+      </w:r>
     </w:p>
     <w:p>
       <w:pPr>
@@ -469,6 +456,11 @@
           <w:szCs w:val="28"/>
         </w:rPr>
       </w:pPr>
+    </w:p>
+    <w:p>
+      <w:pPr>
+        <w:jc w:val="center"/>
+      </w:pPr>
       <w:r>
         <w:rPr>
           <w:rFonts w:hint="default"/>
@@ -476,7 +468,7 @@
           <w:szCs w:val="28"/>
           <w:lang w:val="en-US"/>
         </w:rPr>
-        <w:t xml:space="preserve">                                     </w:t>
+        <w:t xml:space="preserve">                                                              </w:t>
       </w:r>
       <w:r>
         <w:rPr>
@@ -484,83 +476,35 @@
           <w:sz w:val="28"/>
           <w:szCs w:val="28"/>
         </w:rPr>
-        <w:t>Студент группы ИВТ-41БО</w:t>
+        <w:t>_____________________ Б. С. Атрошенко</w:t>
       </w:r>
     </w:p>
     <w:p>
       <w:pPr>
         <w:jc w:val="center"/>
+      </w:pPr>
+      <w:r>
+        <w:rPr>
+          <w:rFonts w:hint="default"/>
+          <w:sz w:val="28"/>
+          <w:szCs w:val="28"/>
+          <w:lang w:val="en-US"/>
+        </w:rPr>
+        <w:t xml:space="preserve">                                                             </w:t>
+      </w:r>
+      <w:r>
         <w:rPr>
           <w:rFonts w:ascii="Times New Roman" w:hAnsi="Times New Roman"/>
           <w:sz w:val="28"/>
           <w:szCs w:val="28"/>
         </w:rPr>
-      </w:pPr>
+        <w:t>«____» _______________________ 2026 г.</w:t>
+      </w:r>
     </w:p>
     <w:p>
       <w:pPr>
         <w:jc w:val="center"/>
       </w:pPr>
-      <w:r>
-        <w:rPr>
-          <w:rFonts w:hint="default"/>
-          <w:sz w:val="28"/>
-          <w:szCs w:val="28"/>
-          <w:lang w:val="en-US"/>
-        </w:rPr>
-        <w:t xml:space="preserve">                                                              </w:t>
-      </w:r>
-      <w:r>
-        <w:rPr>
-          <w:rFonts w:ascii="Times New Roman" w:hAnsi="Times New Roman"/>
-          <w:sz w:val="28"/>
-          <w:szCs w:val="28"/>
-        </w:rPr>
-        <w:t>____</w:t>
-      </w:r>
-      <w:r>
-        <w:rPr>
-          <w:rFonts w:ascii="Times New Roman" w:hAnsi="Times New Roman"/>
-          <w:sz w:val="28"/>
-          <w:szCs w:val="28"/>
-        </w:rPr>
-        <w:t>____________</w:t>
-      </w:r>
-      <w:r>
-        <w:rPr>
-          <w:rFonts w:ascii="Times New Roman" w:hAnsi="Times New Roman"/>
-          <w:sz w:val="28"/>
-          <w:szCs w:val="28"/>
-        </w:rPr>
-        <w:t>_____ Б. С. Атрошенко</w:t>
-      </w:r>
-    </w:p>
-    <w:p>
-      <w:pPr>
-        <w:jc w:val="center"/>
-      </w:pPr>
-      <w:r>
-        <w:rPr>
-          <w:rFonts w:hint="default"/>
-          <w:sz w:val="28"/>
-          <w:szCs w:val="28"/>
-          <w:lang w:val="en-US"/>
-        </w:rPr>
-        <w:t xml:space="preserve">                                                             </w:t>
-      </w:r>
-      <w:r>
-        <w:rPr>
-          <w:rFonts w:ascii="Times New Roman" w:hAnsi="Times New Roman"/>
-          <w:sz w:val="28"/>
-          <w:szCs w:val="28"/>
-        </w:rPr>
-        <w:t>«____» _______________________ 2026 г.</w:t>
-      </w:r>
-    </w:p>
-    <w:p>
-      <w:pPr>
-        <w:jc w:val="center"/>
-      </w:pPr>
     </w:p>
     <w:p>
       <w:pPr>
@@ -571,8 +515,6 @@
       <w:pPr>
         <w:jc w:val="both"/>
       </w:pPr>
-      <w:bookmarkStart w:id="0" w:name="_GoBack"/>
-      <w:bookmarkEnd w:id="0"/>
     </w:p>
     <w:p>
       <w:pPr>
@@ -604,7 +546,25 @@
     </w:p>
     <w:p>
       <w:pPr>
-        <w:spacing w:before="240" w:after="240" w:line="360" w:lineRule="auto"/>
+        <w:spacing w:before="240" w:after="0" w:line="360" w:lineRule="auto"/>
+        <w:jc w:val="center"/>
+      </w:pPr>
+      <w:r>
+        <w:rPr>
+          <w:rFonts w:ascii="Times New Roman" w:hAnsi="Times New Roman" w:eastAsia="Times New Roman" w:cs="Times New Roman"/>
+          <w:b w:val="0"/>
+          <w:bCs w:val="0"/>
+          <w:i/>
+          <w:iCs/>
+          <w:sz w:val="28"/>
+          <w:szCs w:val="28"/>
+        </w:rPr>
+        <w:t>Аннотация</w:t>
+      </w:r>
+    </w:p>
+    <w:p>
+      <w:pPr>
+        <w:spacing w:before="0" w:after="0" w:line="360" w:lineRule="auto"/>
         <w:jc w:val="center"/>
       </w:pPr>
       <w:r>
@@ -612,32 +572,148 @@
           <w:rFonts w:ascii="Times New Roman" w:hAnsi="Times New Roman" w:eastAsia="Times New Roman" w:cs="Times New Roman"/>
           <w:b/>
           <w:bCs/>
-          <w:i w:val="0"/>
-          <w:iCs w:val="0"/>
-          <w:sz w:val="32"/>
-          <w:szCs w:val="32"/>
-        </w:rPr>
-        <w:t>АННОТАЦИЯ</w:t>
+          <w:i/>
+          <w:iCs/>
+          <w:sz w:val="28"/>
+          <w:szCs w:val="28"/>
+        </w:rPr>
+        <w:t>к выпускной квалификационной работе бакалавра</w:t>
       </w:r>
     </w:p>
     <w:p>
       <w:pPr>
         <w:spacing w:before="0" w:after="0" w:line="360" w:lineRule="auto"/>
-        <w:ind w:firstLine="709"/>
+        <w:jc w:val="center"/>
+      </w:pPr>
+      <w:r>
+        <w:rPr>
+          <w:rFonts w:ascii="Times New Roman" w:hAnsi="Times New Roman" w:eastAsia="Times New Roman" w:cs="Times New Roman"/>
+          <w:b w:val="0"/>
+          <w:bCs w:val="0"/>
+          <w:i w:val="0"/>
+          <w:iCs w:val="0"/>
+          <w:sz w:val="28"/>
+          <w:szCs w:val="28"/>
+        </w:rPr>
+        <w:t>по направлению 01.03.02 Прикладная математика и информатика</w:t>
+      </w:r>
+    </w:p>
+    <w:p>
+      <w:pPr>
+        <w:spacing w:before="0" w:after="0" w:line="360" w:lineRule="auto"/>
+        <w:jc w:val="center"/>
+      </w:pPr>
+    </w:p>
+    <w:p>
+      <w:pPr>
+        <w:spacing w:before="0" w:after="0" w:line="360" w:lineRule="auto"/>
+        <w:jc w:val="center"/>
+      </w:pPr>
+      <w:r>
+        <w:rPr>
+          <w:rFonts w:ascii="Times New Roman" w:hAnsi="Times New Roman" w:eastAsia="Times New Roman" w:cs="Times New Roman"/>
+          <w:b/>
+          <w:bCs/>
+          <w:i w:val="0"/>
+          <w:iCs w:val="0"/>
+          <w:sz w:val="28"/>
+          <w:szCs w:val="28"/>
+        </w:rPr>
+        <w:t>Разработка интеллектуального чат-бота для автоматизации онбординга</w:t>
+      </w:r>
+      <w:r>
+        <w:rPr>
+          <w:rFonts w:hint="default" w:cs="Times New Roman"/>
+          <w:b/>
+          <w:bCs/>
+          <w:i w:val="0"/>
+          <w:iCs w:val="0"/>
+          <w:sz w:val="28"/>
+          <w:szCs w:val="28"/>
+          <w:lang w:val="ru-RU"/>
+        </w:rPr>
+        <w:t xml:space="preserve"> </w:t>
+      </w:r>
+      <w:bookmarkStart w:id="0" w:name="_GoBack"/>
+      <w:bookmarkEnd w:id="0"/>
+      <w:r>
+        <w:rPr>
+          <w:rFonts w:ascii="Times New Roman" w:hAnsi="Times New Roman" w:eastAsia="Times New Roman" w:cs="Times New Roman"/>
+          <w:b/>
+          <w:bCs/>
+          <w:i w:val="0"/>
+          <w:iCs w:val="0"/>
+          <w:sz w:val="28"/>
+          <w:szCs w:val="28"/>
+        </w:rPr>
+        <w:t>сотрудников на основе RAG-архитектуры с мультимодальным вводом</w:t>
+      </w:r>
+    </w:p>
+    <w:p>
+      <w:pPr>
+        <w:spacing w:before="0" w:after="0" w:line="360" w:lineRule="auto"/>
+        <w:jc w:val="center"/>
+      </w:pPr>
+    </w:p>
+    <w:p>
+      <w:pPr>
+        <w:spacing w:before="0" w:after="0" w:line="360" w:lineRule="auto"/>
+        <w:jc w:val="left"/>
+      </w:pPr>
+      <w:r>
+        <w:rPr>
+          <w:rFonts w:ascii="Times New Roman" w:hAnsi="Times New Roman" w:eastAsia="Times New Roman" w:cs="Times New Roman"/>
+          <w:b/>
+          <w:bCs/>
+          <w:i w:val="0"/>
+          <w:iCs w:val="0"/>
+          <w:sz w:val="28"/>
+          <w:szCs w:val="28"/>
+        </w:rPr>
+        <w:t>Студента группы ИВТ-41БО Атрошенко Богдана Сергеевича</w:t>
+      </w:r>
+    </w:p>
+    <w:p>
+      <w:pPr>
+        <w:spacing w:before="0" w:after="0" w:line="360" w:lineRule="auto"/>
+        <w:jc w:val="left"/>
+      </w:pPr>
+      <w:r>
+        <w:rPr>
+          <w:rFonts w:ascii="Times New Roman" w:hAnsi="Times New Roman" w:eastAsia="Times New Roman" w:cs="Times New Roman"/>
+          <w:b/>
+          <w:bCs/>
+          <w:i w:val="0"/>
+          <w:iCs w:val="0"/>
+          <w:sz w:val="28"/>
+          <w:szCs w:val="28"/>
+        </w:rPr>
+        <w:t>Кафедра компьютерных сетей</w:t>
+      </w:r>
+    </w:p>
+    <w:p>
+      <w:pPr>
+        <w:spacing w:before="0" w:after="0" w:line="360" w:lineRule="auto"/>
+        <w:jc w:val="left"/>
+      </w:pPr>
+      <w:r>
+        <w:rPr>
+          <w:rFonts w:ascii="Times New Roman" w:hAnsi="Times New Roman" w:eastAsia="Times New Roman" w:cs="Times New Roman"/>
+          <w:b/>
+          <w:bCs/>
+          <w:i w:val="0"/>
+          <w:iCs w:val="0"/>
+          <w:sz w:val="28"/>
+          <w:szCs w:val="28"/>
+        </w:rPr>
+        <w:t>Научный руководитель И. В. Парамонов, к. ф.-м. н., доцент</w:t>
+      </w:r>
+    </w:p>
+    <w:p>
+      <w:pPr>
+        <w:spacing w:before="0" w:after="0" w:line="360" w:lineRule="auto"/>
         <w:jc w:val="both"/>
       </w:pPr>
-      <w:r>
-        <w:rPr>
-          <w:rFonts w:ascii="Times New Roman" w:hAnsi="Times New Roman" w:eastAsia="Times New Roman" w:cs="Times New Roman"/>
-          <w:b w:val="0"/>
-          <w:bCs w:val="0"/>
-          <w:i w:val="0"/>
-          <w:iCs w:val="0"/>
-          <w:sz w:val="28"/>
-          <w:szCs w:val="28"/>
-        </w:rPr>
-        <w:t>Выпускная квалификационная работа посвящена проектированию и реализации интеллектуальной системы поддержки онбординга сотрудников на основе технологии Retrieval-Augmented Generation (RAG). Система принимает запросы в текстовом и голосовом форматах, классифицирует намерение пользователя, выполняет семантический поиск по корпоративной базе знаний и доставляет сформированный ответ в режиме потоковой передачи токенов.</w:t>
-      </w:r>
     </w:p>
     <w:p>
       <w:pPr>
@@ -648,34 +724,33 @@
       <w:r>
         <w:rPr>
           <w:rFonts w:ascii="Times New Roman" w:hAnsi="Times New Roman" w:eastAsia="Times New Roman" w:cs="Times New Roman"/>
-          <w:b w:val="0"/>
-          <w:bCs w:val="0"/>
-          <w:i w:val="0"/>
-          <w:iCs w:val="0"/>
-          <w:sz w:val="28"/>
-          <w:szCs w:val="28"/>
-        </w:rPr>
-        <w:t>В работе реализованы: RAG-конвейер полного цикла с векторным хранилищем Qdrant; интеллектуальный агент на основе LangGraph с классификацией запросов; асинхронная обработка задач через брокер сообщений RabbitMQ; потоковая доставка ответов по схеме Redis Pub/Sub → Server-Sent Events; модуль распознавания речи на базе faster-whisper; веб-интерфейс на Gradio и административный REST API на FastAPI.</w:t>
+          <w:b/>
+          <w:bCs/>
+          <w:i w:val="0"/>
+          <w:iCs w:val="0"/>
+          <w:sz w:val="28"/>
+          <w:szCs w:val="28"/>
+        </w:rPr>
+        <w:t>Актуальность</w:t>
+      </w:r>
+      <w:r>
+        <w:rPr>
+          <w:rFonts w:ascii="Times New Roman" w:hAnsi="Times New Roman" w:eastAsia="Times New Roman" w:cs="Times New Roman"/>
+          <w:b w:val="0"/>
+          <w:bCs w:val="0"/>
+          <w:i w:val="0"/>
+          <w:iCs w:val="0"/>
+          <w:sz w:val="28"/>
+          <w:szCs w:val="28"/>
+        </w:rPr>
+        <w:t xml:space="preserve">    Задача автоматизации онбординга востребована широким кругом организаций, не располагающих бюджетом на приобретение коммерческих чат-ботов корпоративного уровня. Реализованная архитектура целиком построена на открытом программном обеспечении: языковая модель, векторная база данных и модель распознавания речи запускаются локально и не требуют лицензионных затрат.</w:t>
       </w:r>
     </w:p>
     <w:p>
       <w:pPr>
         <w:spacing w:before="0" w:after="0" w:line="360" w:lineRule="auto"/>
-        <w:ind w:firstLine="709"/>
         <w:jc w:val="both"/>
       </w:pPr>
-      <w:r>
-        <w:rPr>
-          <w:rFonts w:ascii="Times New Roman" w:hAnsi="Times New Roman" w:eastAsia="Times New Roman" w:cs="Times New Roman"/>
-          <w:b w:val="0"/>
-          <w:bCs w:val="0"/>
-          <w:i w:val="0"/>
-          <w:iCs w:val="0"/>
-          <w:sz w:val="28"/>
-          <w:szCs w:val="28"/>
-        </w:rPr>
-        <w:t>Все инфраструктурные компоненты развёртываются через Docker Compose. Языковая модель, модель векторных представлений и модель распознавания речи работают полностью локально, без обращений к внешним облачным сервисам.</w:t>
-      </w:r>
     </w:p>
     <w:p>
       <w:pPr>
@@ -686,14 +761,214 @@
       <w:r>
         <w:rPr>
           <w:rFonts w:ascii="Times New Roman" w:hAnsi="Times New Roman" w:eastAsia="Times New Roman" w:cs="Times New Roman"/>
-          <w:b w:val="0"/>
-          <w:bCs w:val="0"/>
-          <w:i w:val="0"/>
-          <w:iCs w:val="0"/>
-          <w:sz w:val="28"/>
-          <w:szCs w:val="28"/>
-        </w:rPr>
-        <w:t>Объём работы: 4 главы, 20 источников, 8 таблиц, 14 рисунков.</w:t>
+          <w:b/>
+          <w:bCs/>
+          <w:i w:val="0"/>
+          <w:iCs w:val="0"/>
+          <w:sz w:val="28"/>
+          <w:szCs w:val="28"/>
+        </w:rPr>
+        <w:t>Цель и задачи работы</w:t>
+      </w:r>
+      <w:r>
+        <w:rPr>
+          <w:rFonts w:ascii="Times New Roman" w:hAnsi="Times New Roman" w:eastAsia="Times New Roman" w:cs="Times New Roman"/>
+          <w:b w:val="0"/>
+          <w:bCs w:val="0"/>
+          <w:i w:val="0"/>
+          <w:iCs w:val="0"/>
+          <w:sz w:val="28"/>
+          <w:szCs w:val="28"/>
+        </w:rPr>
+        <w:t xml:space="preserve">    разработать и реализовать интеллектуальную систему поддержки онбординга сотрудников, которая принимает запросы в текстовом и голосовом форматах, формирует точные ответы по корпоративной базе знаний с использованием RAG-архитектуры и доставляет их пользователю в режиме потоковой передачи токенов. Для достижения цели решены следующие задачи:</w:t>
+      </w:r>
+    </w:p>
+    <w:p>
+      <w:pPr>
+        <w:spacing w:before="0" w:after="0" w:line="360" w:lineRule="auto"/>
+        <w:ind w:firstLine="709"/>
+        <w:jc w:val="both"/>
+      </w:pPr>
+      <w:r>
+        <w:rPr>
+          <w:rFonts w:ascii="Times New Roman" w:hAnsi="Times New Roman" w:eastAsia="Times New Roman" w:cs="Times New Roman"/>
+          <w:b w:val="0"/>
+          <w:bCs w:val="0"/>
+          <w:i w:val="0"/>
+          <w:iCs w:val="0"/>
+          <w:sz w:val="28"/>
+          <w:szCs w:val="28"/>
+        </w:rPr>
+        <w:t>— разработка RAG-конвейера полного цикла с векторным хранилищем Qdrant;</w:t>
+      </w:r>
+    </w:p>
+    <w:p>
+      <w:pPr>
+        <w:spacing w:before="0" w:after="0" w:line="360" w:lineRule="auto"/>
+        <w:ind w:firstLine="709"/>
+        <w:jc w:val="both"/>
+      </w:pPr>
+      <w:r>
+        <w:rPr>
+          <w:rFonts w:ascii="Times New Roman" w:hAnsi="Times New Roman" w:eastAsia="Times New Roman" w:cs="Times New Roman"/>
+          <w:b w:val="0"/>
+          <w:bCs w:val="0"/>
+          <w:i w:val="0"/>
+          <w:iCs w:val="0"/>
+          <w:sz w:val="28"/>
+          <w:szCs w:val="28"/>
+        </w:rPr>
+        <w:t>— реализация интеллектуального агента на основе LangGraph с классификацией намерений;</w:t>
+      </w:r>
+    </w:p>
+    <w:p>
+      <w:pPr>
+        <w:spacing w:before="0" w:after="0" w:line="360" w:lineRule="auto"/>
+        <w:ind w:firstLine="709"/>
+        <w:jc w:val="both"/>
+      </w:pPr>
+      <w:r>
+        <w:rPr>
+          <w:rFonts w:ascii="Times New Roman" w:hAnsi="Times New Roman" w:eastAsia="Times New Roman" w:cs="Times New Roman"/>
+          <w:b w:val="0"/>
+          <w:bCs w:val="0"/>
+          <w:i w:val="0"/>
+          <w:iCs w:val="0"/>
+          <w:sz w:val="28"/>
+          <w:szCs w:val="28"/>
+        </w:rPr>
+        <w:t>— построение асинхронной системы обработки задач на основе брокера сообщений RabbitMQ;</w:t>
+      </w:r>
+    </w:p>
+    <w:p>
+      <w:pPr>
+        <w:spacing w:before="0" w:after="0" w:line="360" w:lineRule="auto"/>
+        <w:ind w:firstLine="709"/>
+        <w:jc w:val="both"/>
+      </w:pPr>
+      <w:r>
+        <w:rPr>
+          <w:rFonts w:ascii="Times New Roman" w:hAnsi="Times New Roman" w:eastAsia="Times New Roman" w:cs="Times New Roman"/>
+          <w:b w:val="0"/>
+          <w:bCs w:val="0"/>
+          <w:i w:val="0"/>
+          <w:iCs w:val="0"/>
+          <w:sz w:val="28"/>
+          <w:szCs w:val="28"/>
+        </w:rPr>
+        <w:t>— реализация потоковой доставки ответов через Redis Pub/Sub и Server-Sent Events;</w:t>
+      </w:r>
+    </w:p>
+    <w:p>
+      <w:pPr>
+        <w:spacing w:before="0" w:after="0" w:line="360" w:lineRule="auto"/>
+        <w:ind w:firstLine="709"/>
+        <w:jc w:val="both"/>
+      </w:pPr>
+      <w:r>
+        <w:rPr>
+          <w:rFonts w:ascii="Times New Roman" w:hAnsi="Times New Roman" w:eastAsia="Times New Roman" w:cs="Times New Roman"/>
+          <w:b w:val="0"/>
+          <w:bCs w:val="0"/>
+          <w:i w:val="0"/>
+          <w:iCs w:val="0"/>
+          <w:sz w:val="28"/>
+          <w:szCs w:val="28"/>
+        </w:rPr>
+        <w:t>— интеграция модуля автоматического распознавания речи на базе faster-whisper;</w:t>
+      </w:r>
+    </w:p>
+    <w:p>
+      <w:pPr>
+        <w:spacing w:before="0" w:after="0" w:line="360" w:lineRule="auto"/>
+        <w:ind w:firstLine="709"/>
+        <w:jc w:val="both"/>
+      </w:pPr>
+      <w:r>
+        <w:rPr>
+          <w:rFonts w:ascii="Times New Roman" w:hAnsi="Times New Roman" w:eastAsia="Times New Roman" w:cs="Times New Roman"/>
+          <w:b w:val="0"/>
+          <w:bCs w:val="0"/>
+          <w:i w:val="0"/>
+          <w:iCs w:val="0"/>
+          <w:sz w:val="28"/>
+          <w:szCs w:val="28"/>
+        </w:rPr>
+        <w:t>— разработка пользовательского веб-интерфейса на Gradio и REST API на FastAPI.</w:t>
+      </w:r>
+    </w:p>
+    <w:p>
+      <w:pPr>
+        <w:spacing w:before="0" w:after="0" w:line="360" w:lineRule="auto"/>
+        <w:jc w:val="both"/>
+      </w:pPr>
+    </w:p>
+    <w:p>
+      <w:pPr>
+        <w:spacing w:before="0" w:after="0" w:line="360" w:lineRule="auto"/>
+        <w:ind w:firstLine="709"/>
+        <w:jc w:val="both"/>
+      </w:pPr>
+      <w:r>
+        <w:rPr>
+          <w:rFonts w:ascii="Times New Roman" w:hAnsi="Times New Roman" w:eastAsia="Times New Roman" w:cs="Times New Roman"/>
+          <w:b/>
+          <w:bCs/>
+          <w:i w:val="0"/>
+          <w:iCs w:val="0"/>
+          <w:sz w:val="28"/>
+          <w:szCs w:val="28"/>
+        </w:rPr>
+        <w:t>Содержательная часть</w:t>
+      </w:r>
+      <w:r>
+        <w:rPr>
+          <w:rFonts w:ascii="Times New Roman" w:hAnsi="Times New Roman" w:eastAsia="Times New Roman" w:cs="Times New Roman"/>
+          <w:b w:val="0"/>
+          <w:bCs w:val="0"/>
+          <w:i w:val="0"/>
+          <w:iCs w:val="0"/>
+          <w:sz w:val="28"/>
+          <w:szCs w:val="28"/>
+        </w:rPr>
+        <w:t xml:space="preserve">    в работе реализованы: RAG-конвейер полного цикла с векторным хранилищем Qdrant; интеллектуальный агент на основе LangGraph с классификацией запросов; асинхронная обработка задач через брокер сообщений RabbitMQ; потоковая доставка ответов по схеме Redis Pub/Sub → Server-Sent Events; модуль распознавания речи на базе faster-whisper; веб-интерфейс на Gradio и административный REST API на FastAPI. Все инфраструктурные компоненты развёртываются через Docker Compose без обращений к внешним облачным сервисам. Объём работы: 4 главы, 20 источников, 8 таблиц, 14 рисунков.</w:t>
+      </w:r>
+    </w:p>
+    <w:p>
+      <w:pPr>
+        <w:spacing w:before="0" w:after="0" w:line="360" w:lineRule="auto"/>
+        <w:jc w:val="both"/>
+      </w:pPr>
+    </w:p>
+    <w:p>
+      <w:pPr>
+        <w:spacing w:before="240" w:after="0" w:line="360" w:lineRule="auto"/>
+        <w:ind w:firstLine="709"/>
+        <w:jc w:val="both"/>
+      </w:pPr>
+      <w:r>
+        <w:rPr>
+          <w:rFonts w:ascii="Times New Roman" w:hAnsi="Times New Roman" w:eastAsia="Times New Roman" w:cs="Times New Roman"/>
+          <w:b/>
+          <w:bCs/>
+          <w:i w:val="0"/>
+          <w:iCs w:val="0"/>
+          <w:sz w:val="28"/>
+          <w:szCs w:val="28"/>
+        </w:rPr>
+        <w:t>Результаты</w:t>
+      </w:r>
+      <w:r>
+        <w:rPr>
+          <w:rFonts w:ascii="Times New Roman" w:hAnsi="Times New Roman" w:eastAsia="Times New Roman" w:cs="Times New Roman"/>
+          <w:b w:val="0"/>
+          <w:bCs w:val="0"/>
+          <w:i w:val="0"/>
+          <w:iCs w:val="0"/>
+          <w:sz w:val="28"/>
+          <w:szCs w:val="28"/>
+        </w:rPr>
+        <w:t xml:space="preserve">    разработана и реализована интеллектуальная система поддержки онбординга сотрудников, соответствующая всем сформулированным функциональным и нефункциональным требованиям. Проведённая оценка работоспособности подтвердила качество формируемых ответов и производительность обработки запросов. Система пригодна к адаптации для реальной корпоративной среды без изменения кода.</w:t>
       </w:r>
     </w:p>
     <w:p>
